--- a/ICN292-Lab3-Medina-Michelle.docx
+++ b/ICN292-Lab3-Medina-Michelle.docx
@@ -1888,41 +1888,36 @@
     <w:p>
       <w:pPr>
         <w:spacing w:before="1" w:after="240" w:line="276" w:lineRule="auto"/>
-        <w:jc w:val="both"/>
-        <w:rPr>
-          <w:rFonts w:ascii="Arial" w:hAnsi="Arial" w:cs="Arial"/>
-          <w:sz w:val="24"/>
-          <w:szCs w:val="24"/>
-        </w:rPr>
-      </w:pPr>
-      <w:r>
-        <w:fldChar w:fldCharType="begin"/>
-      </w:r>
-      <w:r>
-        <w:instrText>HYPERLINK "https://www.google.com/url?sa=E&amp;source=gmail&amp;q=https://github.com/mmedinab/ICN292-Lab3-Medina-Michelle" \t "_blank"</w:instrText>
-      </w:r>
-      <w:r>
-        <w:fldChar w:fldCharType="separate"/>
-      </w:r>
-      <w:r>
-        <w:rPr>
-          <w:rStyle w:val="Hipervnculo"/>
-          <w:rFonts w:ascii="Arial" w:hAnsi="Arial" w:cs="Arial"/>
-          <w:sz w:val="24"/>
-          <w:szCs w:val="24"/>
-        </w:rPr>
-        <w:t>https://github.com/mmedinab/ICN292-Lab3-Medina-Michelle</w:t>
-      </w:r>
-      <w:r>
-        <w:fldChar w:fldCharType="end"/>
-      </w:r>
-      <w:r>
-        <w:rPr>
-          <w:rFonts w:ascii="Arial" w:hAnsi="Arial" w:cs="Arial"/>
-          <w:sz w:val="24"/>
-          <w:szCs w:val="24"/>
-        </w:rPr>
-        <w:t xml:space="preserve">  </w:t>
+        <w:rPr>
+          <w:rFonts w:ascii="Arial" w:hAnsi="Arial" w:cs="Arial"/>
+          <w:b/>
+          <w:bCs/>
+          <w:sz w:val="24"/>
+          <w:szCs w:val="24"/>
+        </w:rPr>
+      </w:pPr>
+      <w:hyperlink r:id="rId8" w:history="1">
+        <w:r>
+          <w:rPr>
+            <w:rStyle w:val="Hipervnculo"/>
+            <w:rFonts w:ascii="Arial" w:hAnsi="Arial" w:cs="Arial"/>
+            <w:b/>
+            <w:bCs/>
+            <w:sz w:val="24"/>
+            <w:szCs w:val="24"/>
+          </w:rPr>
+          <w:t>https://github.com/miiiche/ICN292-Laboratorio3-Medina-Michelle</w:t>
+        </w:r>
+      </w:hyperlink>
+      <w:r>
+        <w:rPr>
+          <w:rFonts w:ascii="Arial" w:hAnsi="Arial" w:cs="Arial"/>
+          <w:b/>
+          <w:bCs/>
+          <w:sz w:val="24"/>
+          <w:szCs w:val="24"/>
+        </w:rPr>
+        <w:t xml:space="preserve"> </w:t>
       </w:r>
     </w:p>
     <w:p>
@@ -8144,25 +8139,7 @@
           <w:sz w:val="24"/>
           <w:szCs w:val="24"/>
         </w:rPr>
-        <w:t xml:space="preserve"> es evaluada como falsa. Al no cumplirse las reglas de revisión ni rechazo, entra al </w:t>
-      </w:r>
-      <w:proofErr w:type="spellStart"/>
-      <w:r>
-        <w:rPr>
-          <w:rFonts w:ascii="Arial" w:hAnsi="Arial" w:cs="Arial"/>
-          <w:sz w:val="24"/>
-          <w:szCs w:val="24"/>
-        </w:rPr>
-        <w:t>Fallback</w:t>
-      </w:r>
-      <w:proofErr w:type="spellEnd"/>
-      <w:r>
-        <w:rPr>
-          <w:rFonts w:ascii="Arial" w:hAnsi="Arial" w:cs="Arial"/>
-          <w:sz w:val="24"/>
-          <w:szCs w:val="24"/>
-        </w:rPr>
-        <w:t xml:space="preserve"> Output siendo clasificado en </w:t>
+        <w:t xml:space="preserve"> es evaluada como falsa. Al no cumplirse las reglas de revisión ni rechazo, entra al Fallback Output siendo clasificado en </w:t>
       </w:r>
       <w:r>
         <w:rPr>
@@ -9330,8 +9307,8 @@
       </w:pPr>
     </w:p>
     <w:sectPr>
-      <w:headerReference w:type="default" r:id="rId8"/>
-      <w:footerReference w:type="default" r:id="rId9"/>
+      <w:headerReference w:type="default" r:id="rId9"/>
+      <w:footerReference w:type="default" r:id="rId10"/>
       <w:pgSz w:w="12240" w:h="15840" w:code="1"/>
       <w:pgMar w:top="1417" w:right="1701" w:bottom="1417" w:left="1701" w:header="708" w:footer="708" w:gutter="0"/>
       <w:cols w:space="708"/>
@@ -12179,7 +12156,6 @@
   <w:style w:type="character" w:default="1" w:styleId="Fuentedeprrafopredeter">
     <w:name w:val="Default Paragraph Font"/>
     <w:uiPriority w:val="1"/>
-    <w:semiHidden/>
     <w:unhideWhenUsed/>
   </w:style>
   <w:style w:type="table" w:default="1" w:styleId="Tablanormal">

--- a/ICN292-Lab3-Medina-Michelle.docx
+++ b/ICN292-Lab3-Medina-Michelle.docx
@@ -1906,19 +1906,9 @@
             <w:sz w:val="24"/>
             <w:szCs w:val="24"/>
           </w:rPr>
-          <w:t>https://github.com/miiiche/ICN292-Laboratorio3-Medina-Michelle</w:t>
+          <w:t>https://github.com/miiiche/ICN292-Lab3-Medina-Michelle</w:t>
         </w:r>
       </w:hyperlink>
-      <w:r>
-        <w:rPr>
-          <w:rFonts w:ascii="Arial" w:hAnsi="Arial" w:cs="Arial"/>
-          <w:b/>
-          <w:bCs/>
-          <w:sz w:val="24"/>
-          <w:szCs w:val="24"/>
-        </w:rPr>
-        <w:t xml:space="preserve"> </w:t>
-      </w:r>
     </w:p>
     <w:p>
       <w:pPr>
@@ -6441,7 +6431,6 @@
         <w:t xml:space="preserve">REVISION_MONTO: </w:t>
       </w:r>
       <w:proofErr w:type="spellStart"/>
-      <w:proofErr w:type="gramStart"/>
       <w:r>
         <w:rPr>
           <w:rFonts w:ascii="Arial" w:hAnsi="Arial" w:cs="Arial"/>
@@ -6452,7 +6441,6 @@
         <w:t>monto.toNumber</w:t>
       </w:r>
       <w:proofErr w:type="spellEnd"/>
-      <w:proofErr w:type="gramEnd"/>
       <w:r>
         <w:rPr>
           <w:rFonts w:ascii="Arial" w:hAnsi="Arial" w:cs="Arial"/>
@@ -7258,23 +7246,13 @@
           <w:szCs w:val="24"/>
         </w:rPr>
       </w:pPr>
-      <w:proofErr w:type="gramStart"/>
-      <w:r>
-        <w:rPr>
-          <w:rFonts w:ascii="Arial" w:hAnsi="Arial" w:cs="Arial"/>
-          <w:sz w:val="24"/>
-          <w:szCs w:val="24"/>
-        </w:rPr>
-        <w:t>Total</w:t>
-      </w:r>
-      <w:proofErr w:type="gramEnd"/>
-      <w:r>
-        <w:rPr>
-          <w:rFonts w:ascii="Arial" w:hAnsi="Arial" w:cs="Arial"/>
-          <w:sz w:val="24"/>
-          <w:szCs w:val="24"/>
-        </w:rPr>
-        <w:t xml:space="preserve"> de Solicitudes: 15</w:t>
+      <w:r>
+        <w:rPr>
+          <w:rFonts w:ascii="Arial" w:hAnsi="Arial" w:cs="Arial"/>
+          <w:sz w:val="24"/>
+          <w:szCs w:val="24"/>
+        </w:rPr>
+        <w:t>Total de Solicitudes: 15</w:t>
       </w:r>
     </w:p>
     <w:p>
@@ -7379,7 +7357,6 @@
           <w:sz w:val="24"/>
           <w:szCs w:val="24"/>
         </w:rPr>
-        <w:lastRenderedPageBreak/>
         <w:t>Rechazadas: 7 solicitudes (</w:t>
       </w:r>
       <m:oMath>
@@ -8304,7 +8281,6 @@
           <w:sz w:val="24"/>
           <w:szCs w:val="24"/>
         </w:rPr>
-        <w:lastRenderedPageBreak/>
         <w:t xml:space="preserve">Al configurar la condición del monto con tipo String en lugar de Number y enviar el caso </w:t>
       </w:r>
       <w:r>
@@ -9111,16 +9087,7 @@
           <w:sz w:val="24"/>
           <w:szCs w:val="24"/>
         </w:rPr>
-        <w:t xml:space="preserve"> ofrece una auditabilidad visual inmediata: los analistas de negocio y auditores pueden verificar visualmente el orden de precedencia y las condiciones sin depender de competencias de programación. Si las políticas de devolución </w:t>
-      </w:r>
-      <w:r>
-        <w:rPr>
-          <w:rFonts w:ascii="Arial" w:hAnsi="Arial" w:cs="Arial"/>
-          <w:sz w:val="24"/>
-          <w:szCs w:val="24"/>
-        </w:rPr>
-        <w:lastRenderedPageBreak/>
-        <w:t xml:space="preserve">cambiaran mensualmente, la arquitectura visual con </w:t>
+        <w:t xml:space="preserve"> ofrece una auditabilidad visual inmediata: los analistas de negocio y auditores pueden verificar visualmente el orden de precedencia y las condiciones sin depender de competencias de programación. Si las políticas de devolución cambiaran mensualmente, la arquitectura visual con </w:t>
       </w:r>
       <w:r>
         <w:rPr>
@@ -12156,6 +12123,7 @@
   <w:style w:type="character" w:default="1" w:styleId="Fuentedeprrafopredeter">
     <w:name w:val="Default Paragraph Font"/>
     <w:uiPriority w:val="1"/>
+    <w:semiHidden/>
     <w:unhideWhenUsed/>
   </w:style>
   <w:style w:type="table" w:default="1" w:styleId="Tablanormal">
